--- a/ВКР Колпаков.docx
+++ b/ВКР Колпаков.docx
@@ -962,7 +962,27 @@
                 <w:szCs w:val="26"/>
                 <w:lang w:val="ru-RU"/>
               </w:rPr>
-              <w:t>Оценка состава инвестиционного портфеля ОПИФ РФИ "ВИМ - Металлургия" и разработка рекомендаций по его оптимизации</w:t>
+              <w:t>Оценка состава</w:t>
+            </w:r>
+            <w:r>
+              <w:rPr>
+                <w:rFonts w:ascii="Times New Roman" w:eastAsia="Times New Roman" w:hAnsi="Times New Roman" w:cs="Times New Roman"/>
+                <w:noProof/>
+                <w:sz w:val="26"/>
+                <w:szCs w:val="26"/>
+                <w:lang w:val="ru-RU"/>
+              </w:rPr>
+              <w:t xml:space="preserve"> и качества</w:t>
+            </w:r>
+            <w:r>
+              <w:rPr>
+                <w:rFonts w:ascii="Times New Roman" w:eastAsia="Times New Roman" w:hAnsi="Times New Roman" w:cs="Times New Roman"/>
+                <w:noProof/>
+                <w:sz w:val="26"/>
+                <w:szCs w:val="26"/>
+                <w:lang w:val="ru-RU"/>
+              </w:rPr>
+              <w:t xml:space="preserve"> инвестиционного портфеля ОПИФ РФИ "ВИМ - Металлургия" и разработка рекомендаций по его оптимизации</w:t>
             </w:r>
           </w:p>
         </w:tc>
@@ -2835,8 +2855,6 @@
         </w:rPr>
       </w:sdtEndPr>
       <w:sdtContent>
-        <w:bookmarkStart w:id="0" w:name="_GoBack" w:displacedByCustomXml="prev"/>
-        <w:bookmarkEnd w:id="0" w:displacedByCustomXml="prev"/>
         <w:p>
           <w:pPr>
             <w:pStyle w:val="ab"/>
@@ -3021,7 +3039,29 @@
                 <w:szCs w:val="28"/>
                 <w:lang w:val="ru-RU"/>
               </w:rPr>
-              <w:t>Глава 1. Состав инвестиционного портфеля и методы его определения</w:t>
+              <w:t>Глава 1. Состав инвестиционного портфел</w:t>
+            </w:r>
+            <w:r>
+              <w:rPr>
+                <w:rStyle w:val="ac"/>
+                <w:rFonts w:ascii="Times New Roman" w:hAnsi="Times New Roman" w:cs="Times New Roman"/>
+                <w:noProof/>
+                <w:sz w:val="28"/>
+                <w:szCs w:val="28"/>
+                <w:lang w:val="ru-RU"/>
+              </w:rPr>
+              <w:t>я</w:t>
+            </w:r>
+            <w:r>
+              <w:rPr>
+                <w:rStyle w:val="ac"/>
+                <w:rFonts w:ascii="Times New Roman" w:hAnsi="Times New Roman" w:cs="Times New Roman"/>
+                <w:noProof/>
+                <w:sz w:val="28"/>
+                <w:szCs w:val="28"/>
+                <w:lang w:val="ru-RU"/>
+              </w:rPr>
+              <w:t xml:space="preserve"> и методы его определения</w:t>
             </w:r>
             <w:r>
               <w:rPr>
@@ -4407,7 +4447,7 @@
           <w:lang w:val="ru-RU"/>
         </w:rPr>
       </w:pPr>
-      <w:bookmarkStart w:id="1" w:name="_Toc230233410"/>
+      <w:bookmarkStart w:id="0" w:name="_Toc230233410"/>
       <w:r>
         <w:rPr>
           <w:rFonts w:cs="Times New Roman"/>
@@ -4418,7 +4458,7 @@
         <w:lastRenderedPageBreak/>
         <w:t>Введение</w:t>
       </w:r>
-      <w:bookmarkEnd w:id="1"/>
+      <w:bookmarkEnd w:id="0"/>
     </w:p>
     <w:p>
       <w:pPr>
@@ -4489,7 +4529,7 @@
           <w:szCs w:val="28"/>
           <w:lang w:val="ru-RU"/>
         </w:rPr>
-        <w:t xml:space="preserve">Традиционно качество и эффективность управления инвестиционным портфелем измеряются на основе классических метрик, оценивающих ретроспективное соотношение риска и доходности. Тем не менее, практика показывает, что классические портфельные коэффициенты зачастую оказываются недостаточными при изолированном применении. Они отражают лишь историческую волатильность рыночных котировок, но не способны в полной мере охарактеризовать реальную стоимость объектов инвестирования, их финансовое здоровье и способность генерировать устойчивые денежные потоки в условиях кризисных явлений. Для получения достоверной оценки качества инвестиционного портфеля необходим интегрированный подход, сочетающий математическое моделирование </w:t>
+        <w:t xml:space="preserve">Традиционно качество и эффективность управления инвестиционным портфелем измеряются на основе классических метрик, оценивающих ретроспективное соотношение риска и доходности. Тем не менее, практика показывает, что классические портфельные коэффициенты зачастую оказываются недостаточными при изолированном применении. Они отражают лишь историческую волатильность рыночных котировок, но не способны в полной мере охарактеризовать реальную стоимость объектов инвестирования, их финансовое здоровье и способность генерировать устойчивые денежные потоки в условиях кризисных явлений. Для получения достоверной оценки качества инвестиционного портфеля необходим интегрированный подход, сочетающий математическое моделирование портфеля с углубленным </w:t>
       </w:r>
       <w:r>
         <w:rPr>
@@ -4499,7 +4539,7 @@
           <w:lang w:val="ru-RU"/>
         </w:rPr>
         <w:lastRenderedPageBreak/>
-        <w:t xml:space="preserve">портфеля с углубленным фундаментальным анализом самих активов (компаний-эмитентов). Оценка ликвидности, платежеспособности, рентабельности и рисков банкротства эмитентов позволяет сформировать объективное представление о внутренней стоимости активов. Следовательно, синтез классического портфельного и фундаментального финансового анализа для обоснования путей оптимизации структуры портфелей </w:t>
+        <w:t xml:space="preserve">фундаментальным анализом самих активов (компаний-эмитентов). Оценка ликвидности, платежеспособности, рентабельности и рисков банкротства эмитентов позволяет сформировать объективное представление о внутренней стоимости активов. Следовательно, синтез классического портфельного и фундаментального финансового анализа для обоснования путей оптимизации структуры портфелей </w:t>
       </w:r>
       <w:proofErr w:type="spellStart"/>
       <w:r>
@@ -5030,7 +5070,7 @@
           <w:lang w:val="ru-RU"/>
         </w:rPr>
       </w:pPr>
-      <w:bookmarkStart w:id="2" w:name="_Toc230233411"/>
+      <w:bookmarkStart w:id="1" w:name="_Toc230233411"/>
       <w:r>
         <w:rPr>
           <w:lang w:val="ru-RU"/>
@@ -5048,8 +5088,28 @@
         <w:rPr>
           <w:lang w:val="ru-RU"/>
         </w:rPr>
-        <w:t>остав инвестиционного портфеля и методы его определения</w:t>
-      </w:r>
+        <w:t>остав инве</w:t>
+      </w:r>
+      <w:r>
+        <w:rPr>
+          <w:lang w:val="ru-RU"/>
+        </w:rPr>
+        <w:t xml:space="preserve">стиционного портфеля и методы </w:t>
+      </w:r>
+      <w:r>
+        <w:rPr>
+          <w:lang w:val="ru-RU"/>
+        </w:rPr>
+        <w:t>определения</w:t>
+      </w:r>
+      <w:bookmarkEnd w:id="1"/>
+      <w:r>
+        <w:rPr>
+          <w:lang w:val="ru-RU"/>
+        </w:rPr>
+        <w:t xml:space="preserve"> его качеста</w:t>
+      </w:r>
+      <w:bookmarkStart w:id="2" w:name="_GoBack"/>
       <w:bookmarkEnd w:id="2"/>
     </w:p>
     <w:p>
@@ -5231,7 +5291,7 @@
           <w:szCs w:val="28"/>
           <w:lang w:val="ru-RU"/>
         </w:rPr>
-        <w:t xml:space="preserve">. В этой логике уместно говорить о системе взаимосвязанных ориентиров, где приоритеты задаются как стратегическими, так и тактическими </w:t>
+        <w:t xml:space="preserve">. В этой логике уместно говорить о системе взаимосвязанных ориентиров, где приоритеты </w:t>
       </w:r>
       <w:r>
         <w:rPr>
@@ -5241,7 +5301,7 @@
           <w:lang w:val="ru-RU"/>
         </w:rPr>
         <w:lastRenderedPageBreak/>
-        <w:t>соображениями: сохранение капитала и его прирост в долгосрочной перспективе; поддержание темпов роста дохода, которые соответствуют целям инвестора, при одновременном стремлении к более предсказуемой динамике денежных поступлений; ограничение уровня риска до значений, совместимых с допустимыми потерями и требованиями к устойчивости результатов</w:t>
+        <w:t>задаются как стратегическими, так и тактическими соображениями: сохранение капитала и его прирост в долгосрочной перспективе; поддержание темпов роста дохода, которые соответствуют целям инвестора, при одновременном стремлении к более предсказуемой динамике денежных поступлений; ограничение уровня риска до значений, совместимых с допустимыми потерями и требованиями к устойчивости результатов</w:t>
       </w:r>
       <w:r>
         <w:rPr>
@@ -5337,7 +5397,7 @@
           <w:szCs w:val="28"/>
           <w:lang w:val="ru-RU"/>
         </w:rPr>
-        <w:t xml:space="preserve">. В данном контексте характеристики отдельных ценных бумаг и инвестиционных проектов оцениваются через их способность формировать доход при ограниченном уровне неопределенности, а также через степень ликвидности, отражающую практическую реализуемость стратегии и возможности ребалансировки. Соответственно, более высокое качество портфеля связано с возникновением </w:t>
+        <w:t xml:space="preserve">. В данном контексте характеристики отдельных ценных бумаг и инвестиционных проектов оцениваются через их способность формировать доход при ограниченном уровне неопределенности, а также через степень ликвидности, отражающую практическую реализуемость стратегии и возможности ребалансировки. </w:t>
       </w:r>
       <w:r>
         <w:rPr>
@@ -5347,7 +5407,7 @@
           <w:lang w:val="ru-RU"/>
         </w:rPr>
         <w:lastRenderedPageBreak/>
-        <w:t>системного эффекта, который трудно воспроизвести на уровне единичного инструмента: денежные потоки становятся более устойчивыми, чувствительность к отдельным негативным событиям и ошибкам прогноза снижается, а структура вложений приобретает более предсказуемые свойства за счет распределения источников риска и дохода</w:t>
+        <w:t>Соответственно, более высокое качество портфеля связано с возникновением системного эффекта, который трудно воспроизвести на уровне единичного инструмента: денежные потоки становятся более устойчивыми, чувствительность к отдельным негативным событиям и ошибкам прогноза снижается, а структура вложений приобретает более предсказуемые свойства за счет распределения источников риска и дохода</w:t>
       </w:r>
       <w:r>
         <w:rPr>
@@ -5576,7 +5636,7 @@
           <w:szCs w:val="28"/>
           <w:lang w:val="ru-RU"/>
         </w:rPr>
-        <w:t xml:space="preserve">. Традиционная трактовка качества портфеля в </w:t>
+        <w:t xml:space="preserve">. Традиционная трактовка качества портфеля в подобных подходах часто опирается преимущественно на количественные </w:t>
       </w:r>
       <w:r>
         <w:rPr>
@@ -5586,7 +5646,7 @@
           <w:lang w:val="ru-RU"/>
         </w:rPr>
         <w:lastRenderedPageBreak/>
-        <w:t xml:space="preserve">подобных подходах часто опирается преимущественно на количественные метрики, включая стандартное отклонение, ковариацию, корреляции и расчеты, основанные на динамике цен. Однако такая перспектива остается ограниченной, поскольку прошлые статистические параметры и рыночные цены не дают исчерпывающего представления о фундаментальной стоимости бизнеса эмитентов, о качестве их корпоративного управления, об устойчивости финансовой модели и о долгосрочных рисках, которые могут проявляться вне рамок краткосрочных ценовых колебаний, </w:t>
+        <w:t xml:space="preserve">метрики, включая стандартное отклонение, ковариацию, корреляции и расчеты, основанные на динамике цен. Однако такая перспектива остается ограниченной, поскольку прошлые статистические параметры и рыночные цены не дают исчерпывающего представления о фундаментальной стоимости бизнеса эмитентов, о качестве их корпоративного управления, об устойчивости финансовой модели и о долгосрочных рисках, которые могут проявляться вне рамок краткосрочных ценовых колебаний, </w:t>
       </w:r>
       <w:proofErr w:type="gramStart"/>
       <w:r>
@@ -5696,7 +5756,34 @@
           <w:szCs w:val="28"/>
           <w:lang w:val="ru-RU"/>
         </w:rPr>
-        <w:t xml:space="preserve">Качество инвестиционного портфеля представляется обоснованным рассматривать как динамическую характеристику, которая изменяется во времени под воздействием совокупности взаимосвязанных условий. При этом часть таких условий формируется во внешней среде и практически не поддается влиянию со стороны инвестора или управляющей компании, тогда </w:t>
+        <w:t>Качество инвестиционного портфеля представляется обоснованным рассматривать как динамическую характеристику, которая изменяется во времени под воздействием совокупности взаимосвязанных условий. При этом часть таких условий формируется во внешней среде и практически не поддается влиянию со стороны инвестора или управляющей компании, тогда как другая часть определяется управленческими решениями, принятыми при формировании и сопровождении портфеля</w:t>
+      </w:r>
+      <w:r>
+        <w:rPr>
+          <w:rFonts w:ascii="Times New Roman" w:hAnsi="Times New Roman" w:cs="Times New Roman"/>
+          <w:sz w:val="28"/>
+          <w:szCs w:val="28"/>
+          <w:lang w:val="ru-RU"/>
+        </w:rPr>
+        <w:t xml:space="preserve"> </w:t>
+      </w:r>
+      <w:r>
+        <w:rPr>
+          <w:rFonts w:ascii="Times New Roman" w:hAnsi="Times New Roman" w:cs="Times New Roman"/>
+          <w:sz w:val="28"/>
+          <w:szCs w:val="28"/>
+          <w:lang w:val="ru-RU"/>
+        </w:rPr>
+        <w:t>[7, с. 142]</w:t>
+      </w:r>
+      <w:r>
+        <w:rPr>
+          <w:rFonts w:ascii="Times New Roman" w:hAnsi="Times New Roman" w:cs="Times New Roman"/>
+          <w:sz w:val="28"/>
+          <w:szCs w:val="28"/>
+          <w:lang w:val="ru-RU"/>
+        </w:rPr>
+        <w:t xml:space="preserve">. В академической </w:t>
       </w:r>
       <w:r>
         <w:rPr>
@@ -5706,34 +5793,7 @@
           <w:lang w:val="ru-RU"/>
         </w:rPr>
         <w:lastRenderedPageBreak/>
-        <w:t>как другая часть определяется управленческими решениями, принятыми при формировании и сопровождении портфеля</w:t>
-      </w:r>
-      <w:r>
-        <w:rPr>
-          <w:rFonts w:ascii="Times New Roman" w:hAnsi="Times New Roman" w:cs="Times New Roman"/>
-          <w:sz w:val="28"/>
-          <w:szCs w:val="28"/>
-          <w:lang w:val="ru-RU"/>
-        </w:rPr>
-        <w:t xml:space="preserve"> </w:t>
-      </w:r>
-      <w:r>
-        <w:rPr>
-          <w:rFonts w:ascii="Times New Roman" w:hAnsi="Times New Roman" w:cs="Times New Roman"/>
-          <w:sz w:val="28"/>
-          <w:szCs w:val="28"/>
-          <w:lang w:val="ru-RU"/>
-        </w:rPr>
-        <w:t>[7, с. 142]</w:t>
-      </w:r>
-      <w:r>
-        <w:rPr>
-          <w:rFonts w:ascii="Times New Roman" w:hAnsi="Times New Roman" w:cs="Times New Roman"/>
-          <w:sz w:val="28"/>
-          <w:szCs w:val="28"/>
-          <w:lang w:val="ru-RU"/>
-        </w:rPr>
-        <w:t>. В академической литературе укоренилась типология факторов на внешние (экзогенные) и внутренние (эндогенные), что методологически удобно: она позволяет аналитически отделить ограничения, возникающие независимо от воли субъекта управления, от параметров, которые могут целенаправленно корректироваться через инвестиционную стратегию, регламенты принятия решений, процедуры риск-менеджмента и критерии отбора инструментов</w:t>
+        <w:t>литературе укоренилась типология факторов на внешние (экзогенные) и внутренние (эндогенные), что методологически удобно: она позволяет аналитически отделить ограничения, возникающие независимо от воли субъекта управления, от параметров, которые могут целенаправленно корректироваться через инвестиционную стратегию, регламенты принятия решений, процедуры риск-менеджмента и критерии отбора инструментов</w:t>
       </w:r>
       <w:r>
         <w:rPr>
@@ -5836,7 +5896,7 @@
           <w:szCs w:val="28"/>
           <w:lang w:val="ru-RU"/>
         </w:rPr>
-        <w:t xml:space="preserve">. Одновременно ставка выступает ключевым </w:t>
+        <w:t xml:space="preserve">. Одновременно ставка выступает ключевым параметром дисконтирования при оценке активов: ее повышение повышает требуемую доходность и, при прочих равных, оказывает давление на текущую </w:t>
       </w:r>
       <w:r>
         <w:rPr>
@@ -5846,7 +5906,7 @@
           <w:lang w:val="ru-RU"/>
         </w:rPr>
         <w:lastRenderedPageBreak/>
-        <w:t>параметром дисконтирования при оценке активов: ее повышение повышает требуемую доходность и, при прочих равных, оказывает давление на текущую стоимость будущих потоков, тогда как снижение ставки, напротив, способно поддерживать оценки</w:t>
+        <w:t>стоимость будущих потоков, тогда как снижение ставки, напротив, способно поддерживать оценки</w:t>
       </w:r>
       <w:r>
         <w:rPr>
@@ -5991,7 +6051,7 @@
           <w:szCs w:val="28"/>
           <w:lang w:val="ru-RU"/>
         </w:rPr>
-        <w:t xml:space="preserve">Дополнительным внешним шоком для отрасли стало усиление санкционного давления, приведшее к разрывам традиционных цепочек </w:t>
+        <w:t xml:space="preserve">Дополнительным внешним шоком для отрасли стало усиление санкционного давления, приведшее к разрывам традиционных цепочек поставок, изменению структуры контрагентов и пересборке экспортной логистики. Ограничения на импорт российской металлопродукции в ряде юрисдикций ускорили переориентацию экспортных потоков на рынки </w:t>
       </w:r>
       <w:r>
         <w:rPr>
@@ -6001,7 +6061,7 @@
           <w:lang w:val="ru-RU"/>
         </w:rPr>
         <w:lastRenderedPageBreak/>
-        <w:t>поставок, изменению структуры контрагентов и пересборке экспортной логистики. Ограничения на импорт российской металлопродукции в ряде юрисдикций ускорили переориентацию экспортных потоков на рынки Азиатско-Тихоокеанского региона, Ближнего Востока и стран глобального Юга. Вместе с тем данный «разворот» не является нейтральным с точки зрения экономических параметров: он связан с удлинением логистических маршрутов, ростом транспортных и транзакционных издержек, а также необходимостью предоставления ценовых дисконтов к мировым ориентирам для сохранения конкурентоспособности. В совокупности перечисленные эффекты снижают операционную маржинальность экспортноориентированных компаний и формируют внешний фон, который не устраняется средствами портфельной оптимизации и потому должен учитываться при оценке качества базовых активов, включая их устойчивость к институциональным ограничениям.</w:t>
+        <w:t>Азиатско-Тихоокеанского региона, Ближнего Востока и стран глобального Юга. Вместе с тем данный «разворот» не является нейтральным с точки зрения экономических параметров: он связан с удлинением логистических маршрутов, ростом транспортных и транзакционных издержек, а также необходимостью предоставления ценовых дисконтов к мировым ориентирам для сохранения конкурентоспособности. В совокупности перечисленные эффекты снижают операционную маржинальность экспортноориентированных компаний и формируют внешний фон, который не устраняется средствами портфельной оптимизации и потому должен учитываться при оценке качества базовых активов, включая их устойчивость к институциональным ограничениям.</w:t>
       </w:r>
     </w:p>
     <w:p>
@@ -6023,17 +6083,7 @@
           <w:szCs w:val="28"/>
           <w:lang w:val="ru-RU"/>
         </w:rPr>
-        <w:t xml:space="preserve">На фоне внешних ограничений относительным стабилизатором в ряде сегментов выступал внутренний спрос, который частично поддерживал восстановление операционных показателей. Для предприятий черной металлургии национальный рынок приобрел дополнительное значение как источник выручки, опирающийся на строительную активность, инфраструктурные проекты и программы импортозамещения в машиностроении и смежных отраслях. Эмитенты, исторически ориентированные на внутренние продажи, в отдельных случаях демонстрировали более высокую адаптивность, в том числе за счет изменения продуктовой линейки и наращивания доли продукции с более высокой добавленной стоимостью. Подобная переориентация способна в определенной степени смягчать амплитуду циклических колебаний </w:t>
-      </w:r>
-      <w:r>
-        <w:rPr>
-          <w:rFonts w:ascii="Times New Roman" w:hAnsi="Times New Roman" w:cs="Times New Roman"/>
-          <w:sz w:val="28"/>
-          <w:szCs w:val="28"/>
-          <w:lang w:val="ru-RU"/>
-        </w:rPr>
-        <w:lastRenderedPageBreak/>
-        <w:t>результатов, хотя и не устраняет базовую зависимость сектора от ценовой динамики сырьевых рынков и капиталоемкости производства.</w:t>
+        <w:t>На фоне внешних ограничений относительным стабилизатором в ряде сегментов выступал внутренний спрос, который частично поддерживал восстановление операционных показателей. Для предприятий черной металлургии национальный рынок приобрел дополнительное значение как источник выручки, опирающийся на строительную активность, инфраструктурные проекты и программы импортозамещения в машиностроении и смежных отраслях. Эмитенты, исторически ориентированные на внутренние продажи, в отдельных случаях демонстрировали более высокую адаптивность, в том числе за счет изменения продуктовой линейки и наращивания доли продукции с более высокой добавленной стоимостью. Подобная переориентация способна в определенной степени смягчать амплитуду циклических колебаний результатов, хотя и не устраняет базовую зависимость сектора от ценовой динамики сырьевых рынков и капиталоемкости производства.</w:t>
       </w:r>
     </w:p>
     <w:p>
@@ -6055,7 +6105,17 @@
           <w:szCs w:val="28"/>
           <w:lang w:val="ru-RU"/>
         </w:rPr>
-        <w:t xml:space="preserve">Заметное влияние на привлекательность сектора также оказывает валютный фактор, наряду с изменениями фискальной политики и режимов изъятия ресурсной ренты. Колебания курса рубля воздействуют на металлургические компании неоднозначно: девальвация может частично компенсировать снижение экспортных цен в иностранной валюте за счет роста рублевой выручки, однако одновременно удорожает импортное оборудование и комплектующие, повышая капитальные затраты и стоимость </w:t>
+        <w:t xml:space="preserve">Заметное влияние на привлекательность сектора также оказывает валютный фактор, наряду с изменениями фискальной политики и режимов </w:t>
+      </w:r>
+      <w:r>
+        <w:rPr>
+          <w:rFonts w:ascii="Times New Roman" w:hAnsi="Times New Roman" w:cs="Times New Roman"/>
+          <w:sz w:val="28"/>
+          <w:szCs w:val="28"/>
+          <w:lang w:val="ru-RU"/>
+        </w:rPr>
+        <w:lastRenderedPageBreak/>
+        <w:t xml:space="preserve">изъятия ресурсной ренты. Колебания курса рубля воздействуют на металлургические компании неоднозначно: девальвация может частично компенсировать снижение экспортных цен в иностранной валюте за счет роста рублевой выручки, однако одновременно удорожает импортное оборудование и комплектующие, повышая капитальные затраты и стоимость </w:t>
       </w:r>
       <w:proofErr w:type="spellStart"/>
       <w:r>
@@ -6178,7 +6238,45 @@
           <w:szCs w:val="28"/>
           <w:lang w:val="ru-RU"/>
         </w:rPr>
-        <w:t xml:space="preserve">Внутренние факторы описывают параметры, которыми инвестор или управляющая компания в принципе способны управлять, и потому они выступают объектом целенаправленного проектирования. Во-первых, к ним относится качество управления фондом, проявляющееся в выборе общей стратегии (активной либо пассивной), в заданной глубине диверсификации, в </w:t>
+        <w:t xml:space="preserve">Внутренние факторы описывают параметры, которыми инвестор или управляющая компания в принципе способны управлять, и потому они выступают объектом целенаправленного проектирования. Во-первых, к ним относится качество управления фондом, проявляющееся в выборе общей стратегии (активной либо пассивной), в заданной глубине диверсификации, в формализованных принципах отбора активов, а также в регулярности и дисциплине </w:t>
+      </w:r>
+      <w:proofErr w:type="spellStart"/>
+      <w:r>
+        <w:rPr>
+          <w:rFonts w:ascii="Times New Roman" w:hAnsi="Times New Roman" w:cs="Times New Roman"/>
+          <w:sz w:val="28"/>
+          <w:szCs w:val="28"/>
+          <w:lang w:val="ru-RU"/>
+        </w:rPr>
+        <w:t>ребалансировки</w:t>
+      </w:r>
+      <w:proofErr w:type="spellEnd"/>
+      <w:r>
+        <w:rPr>
+          <w:rFonts w:ascii="Times New Roman" w:hAnsi="Times New Roman" w:cs="Times New Roman"/>
+          <w:sz w:val="28"/>
+          <w:szCs w:val="28"/>
+          <w:lang w:val="ru-RU"/>
+        </w:rPr>
+        <w:t xml:space="preserve"> [20, с. 78</w:t>
+      </w:r>
+      <w:r>
+        <w:rPr>
+          <w:rFonts w:ascii="Times New Roman" w:hAnsi="Times New Roman" w:cs="Times New Roman"/>
+          <w:sz w:val="28"/>
+          <w:szCs w:val="28"/>
+          <w:lang w:val="ru-RU"/>
+        </w:rPr>
+        <w:t>]</w:t>
+      </w:r>
+      <w:r>
+        <w:rPr>
+          <w:rFonts w:ascii="Times New Roman" w:hAnsi="Times New Roman" w:cs="Times New Roman"/>
+          <w:sz w:val="28"/>
+          <w:szCs w:val="28"/>
+          <w:lang w:val="ru-RU"/>
+        </w:rPr>
+        <w:t xml:space="preserve">. Ребалансировка может рассматриваться как инструмент поддержания целевого соотношения риска и ожидаемой доходности в условиях изменяющейся рыночной среды; помимо </w:t>
       </w:r>
       <w:r>
         <w:rPr>
@@ -6188,45 +6286,7 @@
           <w:lang w:val="ru-RU"/>
         </w:rPr>
         <w:lastRenderedPageBreak/>
-        <w:t xml:space="preserve">формализованных принципах отбора активов, а также в регулярности и дисциплине </w:t>
-      </w:r>
-      <w:proofErr w:type="spellStart"/>
-      <w:r>
-        <w:rPr>
-          <w:rFonts w:ascii="Times New Roman" w:hAnsi="Times New Roman" w:cs="Times New Roman"/>
-          <w:sz w:val="28"/>
-          <w:szCs w:val="28"/>
-          <w:lang w:val="ru-RU"/>
-        </w:rPr>
-        <w:t>ребалансировки</w:t>
-      </w:r>
-      <w:proofErr w:type="spellEnd"/>
-      <w:r>
-        <w:rPr>
-          <w:rFonts w:ascii="Times New Roman" w:hAnsi="Times New Roman" w:cs="Times New Roman"/>
-          <w:sz w:val="28"/>
-          <w:szCs w:val="28"/>
-          <w:lang w:val="ru-RU"/>
-        </w:rPr>
-        <w:t xml:space="preserve"> [20, с. 78</w:t>
-      </w:r>
-      <w:r>
-        <w:rPr>
-          <w:rFonts w:ascii="Times New Roman" w:hAnsi="Times New Roman" w:cs="Times New Roman"/>
-          <w:sz w:val="28"/>
-          <w:szCs w:val="28"/>
-          <w:lang w:val="ru-RU"/>
-        </w:rPr>
-        <w:t>]</w:t>
-      </w:r>
-      <w:r>
-        <w:rPr>
-          <w:rFonts w:ascii="Times New Roman" w:hAnsi="Times New Roman" w:cs="Times New Roman"/>
-          <w:sz w:val="28"/>
-          <w:szCs w:val="28"/>
-          <w:lang w:val="ru-RU"/>
-        </w:rPr>
-        <w:t>. Ребалансировка может рассматриваться как инструмент поддержания целевого соотношения риска и ожидаемой доходности в условиях изменяющейся рыночной среды; помимо этого, она снижает вероятность накопления нежелательной концентрации и позволяет корректировать портфель в ответ на смещение весов отдельных позиций. Диверсификация ориентирована на уменьшение концентрационного риска, однако ее результативность зависит от корректного учета корреляций, общих отраслевых драйверов и того обстоятельства, что в стрессовых фазах цикла зависимости между активами часто усиливаются. Во-вторых, важным внутренним компонентом выступает финансово-хозяйственное состояние компаний-эмитентов, включенных в портфель: способность генерировать денежные потоки, структура и стоимость долга, операционная рентабельность, инвестиционная дисциплина, а также качество корпоративного управления формируют фундаментальную основу стоимости ценных бумаг и определяют, насколько эмитент способен проходить неблагоприятные фазы цикла без разрушения финансовой устойчивости</w:t>
+        <w:t>этого, она снижает вероятность накопления нежелательной концентрации и позволяет корректировать портфель в ответ на смещение весов отдельных позиций. Диверсификация ориентирована на уменьшение концентрационного риска, однако ее результативность зависит от корректного учета корреляций, общих отраслевых драйверов и того обстоятельства, что в стрессовых фазах цикла зависимости между активами часто усиливаются. Во-вторых, важным внутренним компонентом выступает финансово-хозяйственное состояние компаний-эмитентов, включенных в портфель: способность генерировать денежные потоки, структура и стоимость долга, операционная рентабельность, инвестиционная дисциплина, а также качество корпоративного управления формируют фундаментальную основу стоимости ценных бумаг и определяют, насколько эмитент способен проходить неблагоприятные фазы цикла без разрушения финансовой устойчивости</w:t>
       </w:r>
       <w:r>
         <w:rPr>
@@ -6275,7 +6335,7 @@
           <w:szCs w:val="28"/>
           <w:lang w:val="ru-RU"/>
         </w:rPr>
-        <w:t xml:space="preserve">В условиях высокой волатильности и выраженной цикличности отрасли пассивные стратегии, воспроизводящие отраслевой бенчмарк, могут приводить к значительным просадкам в неблагоприятные периоды сырьевого цикла, что обостряет вопрос о критериях отбора активов и о допустимой степени «механического» следования индексу. Соответственно, математический подход, ограниченный ретроспективной оценкой доходностей, корреляций и волатильности, оказывается недостаточным для интерпретации возможных изменений стоимости активов при структурной трансформации макроэкономической и институциональной среды. Для </w:t>
+        <w:t xml:space="preserve">В условиях высокой волатильности и выраженной цикличности отрасли пассивные стратегии, воспроизводящие отраслевой бенчмарк, могут приводить к значительным просадкам в неблагоприятные периоды сырьевого цикла, что обостряет вопрос о критериях отбора активов и о допустимой степени «механического» следования индексу. Соответственно, математический подход, ограниченный ретроспективной оценкой доходностей, корреляций и волатильности, оказывается недостаточным для интерпретации возможных изменений стоимости активов при структурной трансформации макроэкономической и институциональной среды. Для достижения целевой доходности при контролируемом уровне риска более значимым становится селективный выбор фундаментально устойчивых эмитентов, которые способны сохранять положительный денежный поток, поддерживать приемлемую долговую нагрузку и демонстрировать </w:t>
       </w:r>
       <w:r>
         <w:rPr>
@@ -6285,7 +6345,7 @@
           <w:lang w:val="ru-RU"/>
         </w:rPr>
         <w:lastRenderedPageBreak/>
-        <w:t>достижения целевой доходности при контролируемом уровне риска более значимым становится селективный выбор фундаментально устойчивых эмитентов, которые способны сохранять положительный денежный поток, поддерживать приемлемую долговую нагрузку и демонстрировать операционную гибкость в условиях санкционных ограничений, налоговых изменений и повышенной стоимости капитала, поскольку именно такие характеристики в конечном счете определяют устойчивость портфеля к внешним шокам и качество его риск-</w:t>
+        <w:t>операционную гибкость в условиях санкционных ограничений, налоговых изменений и повышенной стоимости капитала, поскольку именно такие характеристики в конечном счете определяют устойчивость портфеля к внешним шокам и качество его риск-</w:t>
       </w:r>
       <w:proofErr w:type="spellStart"/>
       <w:r>
@@ -6452,17 +6512,7 @@
           <w:szCs w:val="28"/>
           <w:lang w:val="ru-RU"/>
         </w:rPr>
-        <w:t xml:space="preserve">. Акция фиксирует долю участия в капитале и, следовательно, опосредованно отражает способность бизнеса формировать стоимость для собственников; облигация представляет собой долговое обязательство, напрямую зависящее от платежной дисциплины и структуры денежных потоков эмитента. Обе формы инвестиций, несмотря на различия в правах держателей, укоренены в финансово-экономической динамике предприятия, а потому неизбежно связаны с качеством корпоративного </w:t>
-      </w:r>
-      <w:r>
-        <w:rPr>
-          <w:rFonts w:ascii="Times New Roman" w:hAnsi="Times New Roman" w:cs="Times New Roman"/>
-          <w:sz w:val="28"/>
-          <w:szCs w:val="28"/>
-          <w:lang w:val="ru-RU"/>
-        </w:rPr>
-        <w:lastRenderedPageBreak/>
-        <w:t>управления, инвестиционной политикой и операционной эффективностью</w:t>
+        <w:t>. Акция фиксирует долю участия в капитале и, следовательно, опосредованно отражает способность бизнеса формировать стоимость для собственников; облигация представляет собой долговое обязательство, напрямую зависящее от платежной дисциплины и структуры денежных потоков эмитента. Обе формы инвестиций, несмотря на различия в правах держателей, укоренены в финансово-экономической динамике предприятия, а потому неизбежно связаны с качеством корпоративного управления, инвестиционной политикой и операционной эффективностью</w:t>
       </w:r>
       <w:r>
         <w:rPr>
@@ -6511,7 +6561,17 @@
           <w:szCs w:val="28"/>
           <w:lang w:val="ru-RU"/>
         </w:rPr>
-        <w:t>Если предприятия характеризуются ограниченной платежеспособностью, ухудшением маржинальности, снижением эффективности использования капитала либо системными проблемами корпоративного контроля, то даже формально корректно выстроенная диверсификация не обеспечивает надежной защиты капитала от обесценения в долгосрочном горизонте</w:t>
+        <w:t xml:space="preserve">Если предприятия характеризуются ограниченной платежеспособностью, ухудшением маржинальности, снижением эффективности использования капитала либо системными проблемами корпоративного контроля, то даже формально корректно выстроенная </w:t>
+      </w:r>
+      <w:r>
+        <w:rPr>
+          <w:rFonts w:ascii="Times New Roman" w:hAnsi="Times New Roman" w:cs="Times New Roman"/>
+          <w:sz w:val="28"/>
+          <w:szCs w:val="28"/>
+          <w:lang w:val="ru-RU"/>
+        </w:rPr>
+        <w:lastRenderedPageBreak/>
+        <w:t>диверсификация не обеспечивает надежной защиты капитала от обесценения в долгосрочном горизонте</w:t>
       </w:r>
       <w:r>
         <w:rPr>
@@ -6614,7 +6674,25 @@
           <w:szCs w:val="28"/>
           <w:lang w:val="ru-RU"/>
         </w:rPr>
-        <w:t xml:space="preserve">. Данная характеристика изменяется во времени под влиянием рыночной конъюнктуры, управленческих решений и структурных сдвигов в отрасли, поэтому ее корректнее рассматривать как результат совокупного действия факторов, а не как раз и навсегда заданный статус эмитента. В ее состав логично включать оценку стратегических перспектив, качества ресурсной </w:t>
+        <w:t>. Данная характеристика изменяется во времени под влиянием рыночной конъюнктуры, управленческих решений и структурных сдвигов в отрасли, поэтому ее корректнее рассматривать как результат совокупного действия факторов, а не как раз и навсегда заданный статус эмитента. В ее состав логично включать оценку стратегических перспектив, качества ресурсной базы и технологий, конкурентоспособности продукции и рыночных позиций, а также ликвидности и финансовой устойчивости при приемлемом уровне риска. Для управляющего фондом высокая инвестиционная привлекательность базовых активов означает, что рыночные котировки в большей степени опираются на внутренние экономические основания — способность бизнеса создавать стоимость и обслуживать обязательства</w:t>
+      </w:r>
+      <w:r>
+        <w:rPr>
+          <w:rFonts w:ascii="Times New Roman" w:hAnsi="Times New Roman" w:cs="Times New Roman"/>
+          <w:sz w:val="28"/>
+          <w:szCs w:val="28"/>
+          <w:lang w:val="ru-RU"/>
+        </w:rPr>
+        <w:t xml:space="preserve"> </w:t>
+      </w:r>
+      <w:r>
+        <w:rPr>
+          <w:rFonts w:ascii="Times New Roman" w:hAnsi="Times New Roman" w:cs="Times New Roman"/>
+          <w:sz w:val="28"/>
+          <w:szCs w:val="28"/>
+          <w:lang w:val="ru-RU"/>
+        </w:rPr>
+        <w:t xml:space="preserve">[13, с. </w:t>
       </w:r>
       <w:r>
         <w:rPr>
@@ -6624,25 +6702,7 @@
           <w:lang w:val="ru-RU"/>
         </w:rPr>
         <w:lastRenderedPageBreak/>
-        <w:t>базы и технологий, конкурентоспособности продукции и рыночных позиций, а также ликвидности и финансовой устойчивости при приемлемом уровне риска. Для управляющего фондом высокая инвестиционная привлекательность базовых активов означает, что рыночные котировки в большей степени опираются на внутренние экономические основания — способность бизнеса создавать стоимость и обслуживать обязательства</w:t>
-      </w:r>
-      <w:r>
-        <w:rPr>
-          <w:rFonts w:ascii="Times New Roman" w:hAnsi="Times New Roman" w:cs="Times New Roman"/>
-          <w:sz w:val="28"/>
-          <w:szCs w:val="28"/>
-          <w:lang w:val="ru-RU"/>
-        </w:rPr>
-        <w:t xml:space="preserve"> </w:t>
-      </w:r>
-      <w:r>
-        <w:rPr>
-          <w:rFonts w:ascii="Times New Roman" w:hAnsi="Times New Roman" w:cs="Times New Roman"/>
-          <w:sz w:val="28"/>
-          <w:szCs w:val="28"/>
-          <w:lang w:val="ru-RU"/>
-        </w:rPr>
-        <w:t>[13, с. 120]</w:t>
+        <w:t>120]</w:t>
       </w:r>
       <w:r>
         <w:rPr>
@@ -6749,35 +6809,44 @@
           <w:szCs w:val="28"/>
           <w:lang w:val="ru-RU"/>
         </w:rPr>
+        <w:t>Металлургический сектор характеризуется высокой капиталоемкостью, длительными сроками окупаемости проектов, необходимостью регулярной модернизации основных средств и, как следствие, нередко существенной долговой нагрузкой</w:t>
+      </w:r>
+      <w:r>
+        <w:rPr>
+          <w:rFonts w:ascii="Times New Roman" w:hAnsi="Times New Roman" w:cs="Times New Roman"/>
+          <w:sz w:val="28"/>
+          <w:szCs w:val="28"/>
+          <w:lang w:val="ru-RU"/>
+        </w:rPr>
+        <w:t xml:space="preserve"> </w:t>
+      </w:r>
+      <w:r>
+        <w:rPr>
+          <w:rFonts w:ascii="Times New Roman" w:hAnsi="Times New Roman" w:cs="Times New Roman"/>
+          <w:sz w:val="28"/>
+          <w:szCs w:val="28"/>
+          <w:lang w:val="ru-RU"/>
+        </w:rPr>
+        <w:t>[30, с. 19]</w:t>
+      </w:r>
+      <w:r>
+        <w:rPr>
+          <w:rFonts w:ascii="Times New Roman" w:hAnsi="Times New Roman" w:cs="Times New Roman"/>
+          <w:sz w:val="28"/>
+          <w:szCs w:val="28"/>
+          <w:lang w:val="ru-RU"/>
+        </w:rPr>
+        <w:t xml:space="preserve">. Кроме того, финансовые результаты компаний чувствительны к фазам глобального экономического цикла, к состоянию инфраструктурного и строительного спроса, а также к ценовой конъюнктуре </w:t>
+      </w:r>
+      <w:r>
+        <w:rPr>
+          <w:rFonts w:ascii="Times New Roman" w:hAnsi="Times New Roman" w:cs="Times New Roman"/>
+          <w:sz w:val="28"/>
+          <w:szCs w:val="28"/>
+          <w:lang w:val="ru-RU"/>
+        </w:rPr>
         <w:lastRenderedPageBreak/>
-        <w:t>Металлургический сектор характеризуется высокой капиталоемкостью, длительными сроками окупаемости проектов, необходимостью регулярной модернизации основных средств и, как следствие, нередко существенной долговой нагрузкой</w:t>
-      </w:r>
-      <w:r>
-        <w:rPr>
-          <w:rFonts w:ascii="Times New Roman" w:hAnsi="Times New Roman" w:cs="Times New Roman"/>
-          <w:sz w:val="28"/>
-          <w:szCs w:val="28"/>
-          <w:lang w:val="ru-RU"/>
-        </w:rPr>
-        <w:t xml:space="preserve"> </w:t>
-      </w:r>
-      <w:r>
-        <w:rPr>
-          <w:rFonts w:ascii="Times New Roman" w:hAnsi="Times New Roman" w:cs="Times New Roman"/>
-          <w:sz w:val="28"/>
-          <w:szCs w:val="28"/>
-          <w:lang w:val="ru-RU"/>
-        </w:rPr>
-        <w:t>[30, с. 19]</w:t>
-      </w:r>
-      <w:r>
-        <w:rPr>
-          <w:rFonts w:ascii="Times New Roman" w:hAnsi="Times New Roman" w:cs="Times New Roman"/>
-          <w:sz w:val="28"/>
-          <w:szCs w:val="28"/>
-          <w:lang w:val="ru-RU"/>
-        </w:rPr>
-        <w:t>. Кроме того, финансовые результаты компаний чувствительны к фазам глобального экономического цикла, к состоянию инфраструктурного и строительного спроса, а также к ценовой конъюнктуре товарных рынков и логистическим ограничениям</w:t>
+        <w:t>товарных рынков и логистическим ограничениям</w:t>
       </w:r>
       <w:r>
         <w:rPr>
@@ -6853,7 +6922,34 @@
           <w:szCs w:val="28"/>
           <w:lang w:val="ru-RU"/>
         </w:rPr>
-        <w:t xml:space="preserve">Тем самым опора исключительно на статистические параметры поведения ценных бумаг не формирует объективной картины будущей жизнеспособности активов в изменяющейся макроэкономической среде. Комплексная оценка качества портфеля и разработка мер по его повышению предполагают интеграцию инструментов портфельного моделирования с результатами фундаментального исследования объектов инвестирования, </w:t>
+        <w:t>Тем самым опора исключительно на статистические параметры поведения ценных бумаг не формирует объективной картины будущей жизнеспособности активов в изменяющейся макроэкономической среде. Комплексная оценка качества портфеля и разработка мер по его повышению предполагают интеграцию инструментов портфельного моделирования с результатами фундаментального исследования объектов инвестирования, включая анализ бизнес-модели, устойчивости денежных потоков и качества управления рисками</w:t>
+      </w:r>
+      <w:r>
+        <w:rPr>
+          <w:rFonts w:ascii="Times New Roman" w:hAnsi="Times New Roman" w:cs="Times New Roman"/>
+          <w:sz w:val="28"/>
+          <w:szCs w:val="28"/>
+          <w:lang w:val="ru-RU"/>
+        </w:rPr>
+        <w:t xml:space="preserve"> </w:t>
+      </w:r>
+      <w:r>
+        <w:rPr>
+          <w:rFonts w:ascii="Times New Roman" w:hAnsi="Times New Roman" w:cs="Times New Roman"/>
+          <w:sz w:val="28"/>
+          <w:szCs w:val="28"/>
+          <w:lang w:val="ru-RU"/>
+        </w:rPr>
+        <w:t>[20, с. 110]</w:t>
+      </w:r>
+      <w:r>
+        <w:rPr>
+          <w:rFonts w:ascii="Times New Roman" w:hAnsi="Times New Roman" w:cs="Times New Roman"/>
+          <w:sz w:val="28"/>
+          <w:szCs w:val="28"/>
+          <w:lang w:val="ru-RU"/>
+        </w:rPr>
+        <w:t xml:space="preserve">. Логика зависимости портфеля от базового актива делает обоснованным переход от преимущественного анализа рыночных метрик к применению методов финансового и фундаментального анализа предприятий. Такая постановка вопроса подготавливает дальнейшее рассмотрение процедур, позволяющих связать наблюдаемые рыночные </w:t>
       </w:r>
       <w:r>
         <w:rPr>
@@ -6863,34 +6959,7 @@
           <w:lang w:val="ru-RU"/>
         </w:rPr>
         <w:lastRenderedPageBreak/>
-        <w:t>включая анализ бизнес-модели, устойчивости денежных потоков и качества управления рисками</w:t>
-      </w:r>
-      <w:r>
-        <w:rPr>
-          <w:rFonts w:ascii="Times New Roman" w:hAnsi="Times New Roman" w:cs="Times New Roman"/>
-          <w:sz w:val="28"/>
-          <w:szCs w:val="28"/>
-          <w:lang w:val="ru-RU"/>
-        </w:rPr>
-        <w:t xml:space="preserve"> </w:t>
-      </w:r>
-      <w:r>
-        <w:rPr>
-          <w:rFonts w:ascii="Times New Roman" w:hAnsi="Times New Roman" w:cs="Times New Roman"/>
-          <w:sz w:val="28"/>
-          <w:szCs w:val="28"/>
-          <w:lang w:val="ru-RU"/>
-        </w:rPr>
-        <w:t>[20, с. 110]</w:t>
-      </w:r>
-      <w:r>
-        <w:rPr>
-          <w:rFonts w:ascii="Times New Roman" w:hAnsi="Times New Roman" w:cs="Times New Roman"/>
-          <w:sz w:val="28"/>
-          <w:szCs w:val="28"/>
-          <w:lang w:val="ru-RU"/>
-        </w:rPr>
-        <w:t>. Логика зависимости портфеля от базового актива делает обоснованным переход от преимущественного анализа рыночных метрик к применению методов финансового и фундаментального анализа предприятий. Такая постановка вопроса подготавливает дальнейшее рассмотрение процедур, позволяющих связать наблюдаемые рыночные показатели с экономическим содержанием деятельности эмитентов и с потенциальными изменениями их финансового профиля.</w:t>
+        <w:t>показатели с экономическим содержанием деятельности эмитентов и с потенциальными изменениями их финансового профиля.</w:t>
       </w:r>
     </w:p>
     <w:p>
@@ -7016,17 +7085,7 @@
           <w:szCs w:val="28"/>
           <w:lang w:val="ru-RU"/>
         </w:rPr>
-        <w:t xml:space="preserve">. В прикладном измерении он ориентирован на оценку внутренней (справедливой) стоимости бизнеса и на диагностику его способности генерировать устойчивые денежные потоки в условиях отраслевой и макроэкономической изменчивости. В рамках фундаментальной оценки обычно применяются коэффициентный анализ, расчет отдельных метрик, востребованных в портфельной практике, а также модели прогнозирования вероятности банкротства и финансовой несостоятельности, которые позволяют перейти от </w:t>
-      </w:r>
-      <w:r>
-        <w:rPr>
-          <w:rFonts w:ascii="Times New Roman" w:hAnsi="Times New Roman" w:cs="Times New Roman"/>
-          <w:sz w:val="28"/>
-          <w:szCs w:val="28"/>
-          <w:lang w:val="ru-RU"/>
-        </w:rPr>
-        <w:lastRenderedPageBreak/>
-        <w:t>описания текущего состояния к вероятностной оценке негативных сценариев</w:t>
+        <w:t>. В прикладном измерении он ориентирован на оценку внутренней (справедливой) стоимости бизнеса и на диагностику его способности генерировать устойчивые денежные потоки в условиях отраслевой и макроэкономической изменчивости. В рамках фундаментальной оценки обычно применяются коэффициентный анализ, расчет отдельных метрик, востребованных в портфельной практике, а также модели прогнозирования вероятности банкротства и финансовой несостоятельности, которые позволяют перейти от описания текущего состояния к вероятностной оценке негативных сценариев</w:t>
       </w:r>
       <w:r>
         <w:rPr>
@@ -7075,7 +7134,17 @@
           <w:szCs w:val="28"/>
           <w:lang w:val="ru-RU"/>
         </w:rPr>
-        <w:t>Коэффициентный анализ представляет собой метод исследования, основанный на расчете относительных показателей как соотношений между абсолютными величинами отчетности. Его преимущество состоит в том, что относительные показатели позволяют сопоставлять компании разного масштаба и выявлять тенденции, не сводимые к номинальному росту выручки или активов</w:t>
+        <w:t xml:space="preserve">Коэффициентный анализ представляет собой метод исследования, основанный на расчете относительных показателей как соотношений между абсолютными величинами отчетности. Его преимущество состоит в том, что относительные показатели позволяют сопоставлять компании разного масштаба и выявлять тенденции, не сводимые к номинальному росту выручки </w:t>
+      </w:r>
+      <w:r>
+        <w:rPr>
+          <w:rFonts w:ascii="Times New Roman" w:hAnsi="Times New Roman" w:cs="Times New Roman"/>
+          <w:sz w:val="28"/>
+          <w:szCs w:val="28"/>
+          <w:lang w:val="ru-RU"/>
+        </w:rPr>
+        <w:lastRenderedPageBreak/>
+        <w:t>или активов</w:t>
       </w:r>
       <w:r>
         <w:rPr>
@@ -7209,7 +7278,7 @@
           <w:szCs w:val="28"/>
           <w:lang w:val="ru-RU"/>
         </w:rPr>
-        <w:t xml:space="preserve">Показатели финансовой устойчивости. Эта группа описывает структуру капитала и степень зависимости компании от внешних источников финансирования в долгосрочном горизонте. Коэффициент автономии и </w:t>
+        <w:t xml:space="preserve">Показатели финансовой устойчивости. Эта группа описывает структуру капитала и степень зависимости компании от внешних источников финансирования в долгосрочном горизонте. Коэффициент автономии и показатели финансового левериджа отражают соотношение собственного и заемного капитала и позволяют оценить степень финансового риска, связанную с обслуживанием долга. Чрезмерная долговая нагрузка, как правило, снижает устойчивость к шокам спроса и цен, ограничивает инвестиционные возможности в фазах неблагоприятного цикла и может ухудшать восприятие компании рынком, в том числе через рост требуемой </w:t>
       </w:r>
       <w:r>
         <w:rPr>
@@ -7219,7 +7288,7 @@
           <w:lang w:val="ru-RU"/>
         </w:rPr>
         <w:lastRenderedPageBreak/>
-        <w:t>показатели финансового левериджа отражают соотношение собственного и заемного капитала и позволяют оценить степень финансового риска, связанную с обслуживанием долга. Чрезмерная долговая нагрузка, как правило, снижает устойчивость к шокам спроса и цен, ограничивает инвестиционные возможности в фазах неблагоприятного цикла и может ухудшать восприятие компании рынком, в том числе через рост требуемой доходности по долговым инструментам и повышение дисконта в оценке капитала</w:t>
+        <w:t>доходности по долговым инструментам и повышение дисконта в оценке капитала</w:t>
       </w:r>
       <w:r>
         <w:rPr>
@@ -7333,17 +7402,7 @@
           <w:szCs w:val="28"/>
           <w:lang w:val="ru-RU"/>
         </w:rPr>
-        <w:t xml:space="preserve">Показатели рентабельности. Рентабельность отражает способность бизнеса генерировать прибыль и относится к ключевым характеристикам экономической эффективности. Для портфельного инвестора особенно информативны показатели рентабельности активов (ROA), собственного капитала (ROE) и продаж (ROS), поскольку они позволяют сопоставлять эффективность разных эмитентов и увязывать финансовый результат с </w:t>
-      </w:r>
-      <w:r>
-        <w:rPr>
-          <w:rFonts w:ascii="Times New Roman" w:hAnsi="Times New Roman" w:cs="Times New Roman"/>
-          <w:sz w:val="28"/>
-          <w:szCs w:val="28"/>
-          <w:lang w:val="ru-RU"/>
-        </w:rPr>
-        <w:lastRenderedPageBreak/>
-        <w:t>масштабом используемых ресурсов и структурой финансирования. При этом для корректной интерпретации важны уточнения: ROE может временно повышаться вследствие роста доли заемного капитала, а ROS — меняться под влиянием ценового цикла и структуры продуктовой корзины, что требует сопоставления с операционной маржинальностью и уровнем капитальных затрат</w:t>
+        <w:t>Показатели рентабельности. Рентабельность отражает способность бизнеса генерировать прибыль и относится к ключевым характеристикам экономической эффективности. Для портфельного инвестора особенно информативны показатели рентабельности активов (ROA), собственного капитала (ROE) и продаж (ROS), поскольку они позволяют сопоставлять эффективность разных эмитентов и увязывать финансовый результат с масштабом используемых ресурсов и структурой финансирования. При этом для корректной интерпретации важны уточнения: ROE может временно повышаться вследствие роста доли заемного капитала, а ROS — меняться под влиянием ценового цикла и структуры продуктовой корзины, что требует сопоставления с операционной маржинальностью и уровнем капитальных затрат</w:t>
       </w:r>
       <w:r>
         <w:rPr>
@@ -7392,6 +7451,7 @@
           <w:szCs w:val="28"/>
           <w:lang w:val="ru-RU"/>
         </w:rPr>
+        <w:lastRenderedPageBreak/>
         <w:t xml:space="preserve">Существенным элементом оценки выступает диагностика риска финансовой несостоятельности. Для портфельного инвестора кредитный риск эмитента имеет принципиальное значение, поскольку ухудшение платежеспособности обычно приводит к резкому пересмотру стоимости ценных бумаг и, следовательно, к снижению качества портфеля как по доходности, так и по рисковому профилю. Для прогнозирования банкротства применяются подходы многомерного дискриминантного анализа, позволяющие агрегировать несколько финансовых индикаторов в единую оценку риска. К классическим инструментам относится Z-счет Э. Альтмана, основанный на комбинированном учете показателей ликвидности, рентабельности и структуры капитала и интерпретируемый как индикатор вероятностного приближения к зоне финансового неблагополучия. В прикладных исследованиях также используется модель Р. </w:t>
       </w:r>
       <w:proofErr w:type="spellStart"/>
@@ -7461,17 +7521,7 @@
           <w:szCs w:val="28"/>
           <w:lang w:val="ru-RU"/>
         </w:rPr>
-        <w:t xml:space="preserve">Наряду с фундаментальным анализом эмитентов значимую роль сохраняют метрики портфельной теории, предназначенные для оценки эффективности управления портфелем как целостной системой. </w:t>
-      </w:r>
-      <w:r>
-        <w:rPr>
-          <w:rFonts w:ascii="Times New Roman" w:hAnsi="Times New Roman" w:cs="Times New Roman"/>
-          <w:sz w:val="28"/>
-          <w:szCs w:val="28"/>
-          <w:lang w:val="ru-RU"/>
-        </w:rPr>
-        <w:lastRenderedPageBreak/>
-        <w:t>Методологической основой многих таких показателей выступает модель оценки капитальных активов (CAPM), разделяющая риск на систематический и несистематический и тем самым предлагающая схему сопоставления доходности с рыночной экспозицией</w:t>
+        <w:t>Наряду с фундаментальным анализом эмитентов значимую роль сохраняют метрики портфельной теории, предназначенные для оценки эффективности управления портфелем как целостной системой. Методологической основой многих таких показателей выступает модель оценки капитальных активов (CAPM), разделяющая риск на систематический и несистематический и тем самым предлагающая схему сопоставления доходности с рыночной экспозицией</w:t>
       </w:r>
       <w:r>
         <w:rPr>
@@ -7529,6 +7579,7 @@
           <w:szCs w:val="28"/>
           <w:lang w:val="ru-RU"/>
         </w:rPr>
+        <w:lastRenderedPageBreak/>
         <w:t>Коэффициент Шарпа (</w:t>
       </w:r>
       <w:proofErr w:type="spellStart"/>
@@ -8569,7 +8620,6 @@
           <w:szCs w:val="28"/>
           <w:lang w:val="ru-RU"/>
         </w:rPr>
-        <w:lastRenderedPageBreak/>
         <w:t xml:space="preserve">Коэффициент </w:t>
       </w:r>
       <w:proofErr w:type="spellStart"/>
@@ -8989,6 +9039,7 @@
           <w:szCs w:val="28"/>
           <w:lang w:val="ru-RU"/>
         </w:rPr>
+        <w:lastRenderedPageBreak/>
         <w:t>Данный показатель уместен в тех случаях, когда предполагается, что несистематический риск в портфеле в значительной степени диверсифицирован, и ключевым источником неопределенности остается рыночная компонента.</w:t>
       </w:r>
     </w:p>
@@ -10146,17 +10197,7 @@
           <w:szCs w:val="28"/>
           <w:lang w:val="ru-RU"/>
         </w:rPr>
-        <w:t xml:space="preserve">традиционно связывают с более высокой волатильностью портфеля относительно рынка, что соответствует более «агрессивному» профилю, однако в отдельных режимах рынка высокая бета </w:t>
-      </w:r>
-      <w:r>
-        <w:rPr>
-          <w:rFonts w:ascii="Times New Roman" w:hAnsi="Times New Roman" w:cs="Times New Roman"/>
-          <w:sz w:val="28"/>
-          <w:szCs w:val="28"/>
-          <w:lang w:val="ru-RU"/>
-        </w:rPr>
-        <w:lastRenderedPageBreak/>
-        <w:t>может сопровождаться асимметрией потерь, что делает уместным параллельный анализ просадок.</w:t>
+        <w:t>традиционно связывают с более высокой волатильностью портфеля относительно рынка, что соответствует более «агрессивному» профилю, однако в отдельных режимах рынка высокая бета может сопровождаться асимметрией потерь, что делает уместным параллельный анализ просадок.</w:t>
       </w:r>
     </w:p>
     <w:p>
@@ -10218,6 +10259,7 @@
           <w:szCs w:val="28"/>
           <w:lang w:val="ru-RU"/>
         </w:rPr>
+        <w:lastRenderedPageBreak/>
         <w:t xml:space="preserve">                        </w:t>
       </w:r>
       <m:oMath>
@@ -10975,17 +11017,7 @@
           <w:szCs w:val="28"/>
           <w:lang w:val="ru-RU"/>
         </w:rPr>
-        <w:t xml:space="preserve">Более аргументированная оценка качества инвестиционного портфеля предполагает совместное применение инструментов портфельной теории и </w:t>
-      </w:r>
-      <w:r>
-        <w:rPr>
-          <w:rFonts w:ascii="Times New Roman" w:hAnsi="Times New Roman" w:cs="Times New Roman"/>
-          <w:sz w:val="28"/>
-          <w:szCs w:val="28"/>
-          <w:lang w:val="ru-RU"/>
-        </w:rPr>
-        <w:lastRenderedPageBreak/>
-        <w:t>фундаментального финансового анализа объектов инвестирования. Использование коэффициентного анализа, диагностики кредитных рисков и расчета портфельных индикаторов позволяет уточнить представление об инвестиционной привлекательности базовых активов и связать рыночные показатели с финансово-экономическим содержанием деятельности эмитентов</w:t>
+        <w:t>Более аргументированная оценка качества инвестиционного портфеля предполагает совместное применение инструментов портфельной теории и фундаментального финансового анализа объектов инвестирования. Использование коэффициентного анализа, диагностики кредитных рисков и расчета портфельных индикаторов позволяет уточнить представление об инвестиционной привлекательности базовых активов и связать рыночные показатели с финансово-экономическим содержанием деятельности эмитентов</w:t>
       </w:r>
       <w:r>
         <w:rPr>
@@ -11034,6 +11066,7 @@
           <w:szCs w:val="28"/>
           <w:lang w:val="ru-RU"/>
         </w:rPr>
+        <w:lastRenderedPageBreak/>
         <w:t>Именно интегрированный методологический подход далее целесообразно использовать в аналитической части дипломной работы при оценке и разработке направлений повышения качества инвестиционного портфеля ОПИФ РФИ «ВИМ-Металлургия».</w:t>
       </w:r>
     </w:p>
@@ -11228,7 +11261,7 @@
           <w:szCs w:val="28"/>
           <w:lang w:val="ru-RU"/>
         </w:rPr>
-        <w:t xml:space="preserve">. Дополнительный источник накопления капитала формируется через дивидендные выплаты, однако их вклад носит условный характер и зависит от корпоративной политики эмитентов, инвестиционных программ и ограничений, диктуемых рыночной конъюнктурой. В прикладном смысле целевой ориентир управления следует понимать как попытку капитализации циклических преимуществ сырьевого сектора, одновременно принимая во внимание, что отрасль исторически характеризуется повышенной чувствительностью к внешним шокам, включая </w:t>
+        <w:t xml:space="preserve">. Дополнительный источник накопления капитала формируется через дивидендные выплаты, однако их вклад носит условный характер и зависит от корпоративной политики эмитентов, инвестиционных программ и ограничений, диктуемых рыночной конъюнктурой. В прикладном смысле целевой ориентир управления следует понимать как попытку капитализации циклических преимуществ сырьевого сектора, одновременно принимая во внимание, что отрасль исторически характеризуется повышенной чувствительностью к внешним шокам, включая колебания мировых цен на </w:t>
       </w:r>
       <w:r>
         <w:rPr>
@@ -11238,7 +11271,7 @@
           <w:lang w:val="ru-RU"/>
         </w:rPr>
         <w:lastRenderedPageBreak/>
-        <w:t>колебания мировых цен на металлы, изменения курса национальной валюты и ограничения на внешнюю торговлю</w:t>
+        <w:t>металлы, изменения курса национальной валюты и ограничения на внешнюю торговлю</w:t>
       </w:r>
       <w:r>
         <w:rPr>
@@ -11899,7 +11932,7 @@
           <w:szCs w:val="28"/>
           <w:lang w:val="ru-RU"/>
         </w:rPr>
-        <w:t xml:space="preserve">Помимо внутренних операционных расходов, инвестор сталкивается с прямыми транзакционными издержками при входе и выходе, реализуемыми через механизм надбавок и скидок. Надбавка повышает расчетную стоимость пая при приобретении и тем самым означает, что часть капитала инвестора фактически перераспределяется в пользу посредников в момент открытия позиции. Скидка удерживается при погашении паев, выполняя, в том числе, функцию снижения краткосрочных спекулятивных потоков и защиты фонда от избыточной текучести капитала. Для долгосрочного инвестора такая </w:t>
+        <w:t xml:space="preserve">Помимо внутренних операционных расходов, инвестор сталкивается с прямыми транзакционными издержками при входе и выходе, реализуемыми через механизм надбавок и скидок. Надбавка повышает расчетную стоимость пая при приобретении и тем самым означает, что часть капитала инвестора фактически перераспределяется в пользу посредников в момент открытия позиции. Скидка удерживается при погашении паев, выполняя, в том числе, функцию снижения краткосрочных спекулятивных потоков и защиты фонда от избыточной текучести капитала. Для долгосрочного инвестора такая конструкция сдвигает точку безубыточности: прежде чем инвестиция начнет </w:t>
       </w:r>
       <w:r>
         <w:rPr>
@@ -11909,7 +11942,7 @@
           <w:lang w:val="ru-RU"/>
         </w:rPr>
         <w:lastRenderedPageBreak/>
-        <w:t>конструкция сдвигает точку безубыточности: прежде чем инвестиция начнет приносить чистый положительный результат, валовая доходность портфеля должна компенсировать первоначальный спред транзакционных издержек и последующее давление регулярных комиссий. С практической точки зрения это усиливает значимость горизонта инвестирования и делает сравнение альтернативных инструментов (например, индексных продуктов, прямого владения акциями или иных форм коллективного инвестирования) более содержательным при сопоставимых рисках</w:t>
+        <w:t>приносить чистый положительный результат, валовая доходность портфеля должна компенсировать первоначальный спред транзакционных издержек и последующее давление регулярных комиссий. С практической точки зрения это усиливает значимость горизонта инвестирования и делает сравнение альтернативных инструментов (например, индексных продуктов, прямого владения акциями или иных форм коллективного инвестирования) более содержательным при сопоставимых рисках</w:t>
       </w:r>
       <w:r>
         <w:rPr>
@@ -12308,17 +12341,7 @@
           <w:szCs w:val="28"/>
           <w:lang w:val="ru-RU"/>
         </w:rPr>
-        <w:t xml:space="preserve">Поскольку n выступает экспоненциальным множителем, даже умеренные по величине ежегодные удержания способны сформировать кумулятивный эффект, который по масштабу оказывается несоразмерным номинальной ставке комиссии, особенно на длинных временных интервалах. В прикладном контексте это означает, что капитал, направляемый на покрытие TER и прочих расходов, фактически исключается из процесса </w:t>
-      </w:r>
-      <w:r>
-        <w:rPr>
-          <w:rFonts w:ascii="Times New Roman" w:hAnsi="Times New Roman" w:cs="Times New Roman"/>
-          <w:sz w:val="28"/>
-          <w:szCs w:val="28"/>
-          <w:lang w:val="ru-RU"/>
-        </w:rPr>
-        <w:lastRenderedPageBreak/>
-        <w:t>реинвестирования, а потому снижает потенциальную траекторию роста портфеля</w:t>
+        <w:t>Поскольку n выступает экспоненциальным множителем, даже умеренные по величине ежегодные удержания способны сформировать кумулятивный эффект, который по масштабу оказывается несоразмерным номинальной ставке комиссии, особенно на длинных временных интервалах. В прикладном контексте это означает, что капитал, направляемый на покрытие TER и прочих расходов, фактически исключается из процесса реинвестирования, а потому снижает потенциальную траекторию роста портфеля</w:t>
       </w:r>
       <w:r>
         <w:rPr>
@@ -12367,6 +12390,7 @@
           <w:szCs w:val="28"/>
           <w:lang w:val="ru-RU"/>
         </w:rPr>
+        <w:lastRenderedPageBreak/>
         <w:t>В условиях высокой волатильности металлургического сектора, возможных периодов стагнации и неоднозначной дивидендной динамики эмитентов издержки фонда могут повышать вероятность того, что реальная (инфляционно скорректированная) доходность окажется низкой или отрицательной, что делает учет структуры расходов и их сопоставление с ожидаемой премией за риск существенным элементом обоснования инвестиционной стратегии.</w:t>
       </w:r>
     </w:p>
@@ -12479,7 +12503,7 @@
           <w:szCs w:val="28"/>
           <w:lang w:val="ru-RU"/>
         </w:rPr>
-        <w:t xml:space="preserve">ПАО «Северсталь» представляет собой вертикально интегрированную металлургическую и горнодобывающую группу и традиционно рассматривается как один из системообразующих участников российской </w:t>
+        <w:t xml:space="preserve">ПАО «Северсталь» представляет собой вертикально интегрированную металлургическую и горнодобывающую группу и традиционно рассматривается как один из системообразующих участников российской черной металлургии. В контексте портфеля фонда данная позиция может интерпретироваться как высокомаржинальный актив, ориентированный на </w:t>
       </w:r>
       <w:r>
         <w:rPr>
@@ -12489,7 +12513,7 @@
           <w:lang w:val="ru-RU"/>
         </w:rPr>
         <w:lastRenderedPageBreak/>
-        <w:t>черной металлургии. В контексте портфеля фонда данная позиция может интерпретироваться как высокомаржинальный актив, ориентированный на формирование устойчивого денежного потока за счет продуктовой линейки с относительно высокой добавленной стоимостью, а также за счет операционной эффективности, характерной для интегрированных производственных цепочек</w:t>
+        <w:t>формирование устойчивого денежного потока за счет продуктовой линейки с относительно высокой добавленной стоимостью, а также за счет операционной эффективности, характерной для интегрированных производственных цепочек</w:t>
       </w:r>
       <w:r>
         <w:rPr>
@@ -12614,17 +12638,7 @@
           <w:szCs w:val="28"/>
           <w:lang w:val="ru-RU"/>
         </w:rPr>
-        <w:t xml:space="preserve">. Маржинальность по EBITDA устойчиво превосходит среднеотраслевые значения, что согласуется с гипотезой о контроле издержек, наличии масштабного эффекта и более благоприятной структуре продуктового портфеля. Вместе с тем для корректной интерпретации рентабельности следует учитывать цикличность </w:t>
-      </w:r>
-      <w:r>
-        <w:rPr>
-          <w:rFonts w:ascii="Times New Roman" w:hAnsi="Times New Roman" w:cs="Times New Roman"/>
-          <w:sz w:val="28"/>
-          <w:szCs w:val="28"/>
-          <w:lang w:val="ru-RU"/>
-        </w:rPr>
-        <w:lastRenderedPageBreak/>
-        <w:t>металлургического рынка и возможное влияние ценовой конъюнктуры на конечные показатели.</w:t>
+        <w:t>. Маржинальность по EBITDA устойчиво превосходит среднеотраслевые значения, что согласуется с гипотезой о контроле издержек, наличии масштабного эффекта и более благоприятной структуре продуктового портфеля. Вместе с тем для корректной интерпретации рентабельности следует учитывать цикличность металлургического рынка и возможное влияние ценовой конъюнктуры на конечные показатели.</w:t>
       </w:r>
     </w:p>
     <w:p>
@@ -12646,7 +12660,17 @@
           <w:szCs w:val="28"/>
           <w:lang w:val="ru-RU"/>
         </w:rPr>
-        <w:t>Оценка риска банкротства: Капитальная структура оценивается как устойчиво-консервативная: коэффициент автономии превышает 0,6, что снижает чувствительность к шокам на кредитных рынках</w:t>
+        <w:t xml:space="preserve">Оценка риска банкротства: Капитальная структура оценивается как устойчиво-консервативная: коэффициент автономии превышает 0,6, что </w:t>
+      </w:r>
+      <w:r>
+        <w:rPr>
+          <w:rFonts w:ascii="Times New Roman" w:hAnsi="Times New Roman" w:cs="Times New Roman"/>
+          <w:sz w:val="28"/>
+          <w:szCs w:val="28"/>
+          <w:lang w:val="ru-RU"/>
+        </w:rPr>
+        <w:lastRenderedPageBreak/>
+        <w:t>снижает чувствительность к шокам на кредитных рынках</w:t>
       </w:r>
       <w:r>
         <w:rPr>
@@ -12764,17 +12788,7 @@
           <w:szCs w:val="28"/>
           <w:lang w:val="ru-RU"/>
         </w:rPr>
-        <w:t xml:space="preserve"> позиция в капиталоемких отраслях обычно рассматривается как фактор </w:t>
-      </w:r>
-      <w:r>
-        <w:rPr>
-          <w:rFonts w:ascii="Times New Roman" w:hAnsi="Times New Roman" w:cs="Times New Roman"/>
-          <w:sz w:val="28"/>
-          <w:szCs w:val="28"/>
-          <w:lang w:val="ru-RU"/>
-        </w:rPr>
-        <w:lastRenderedPageBreak/>
-        <w:t>устойчивости к временным сбоям в цепочках поставок и к колебаниям оборотного капитала</w:t>
+        <w:t xml:space="preserve"> позиция в капиталоемких отраслях обычно рассматривается как фактор устойчивости к временным сбоям в цепочках поставок и к колебаниям оборотного капитала</w:t>
       </w:r>
       <w:r>
         <w:rPr>
@@ -12823,7 +12837,17 @@
           <w:szCs w:val="28"/>
           <w:lang w:val="ru-RU"/>
         </w:rPr>
-        <w:t>Анализ рентабельности: ROE восстановился до уровня около 18%, а маржа по EBITDA стабильно превышает 25%. Рост внутренних продаж, судя по отчетной динамике, способен частично компенсировать снижение экспортной выручки, хотя степень такой компенсации зависит от ценовой эластичности внутреннего рынка и от инвестиционной активности ключевых потребляющих отраслей. В целом показатели отражают сохранение конкурентоспособности в условиях адаптации к внешним ограничениям</w:t>
+        <w:t xml:space="preserve">Анализ рентабельности: ROE восстановился до уровня около 18%, а маржа по EBITDA стабильно превышает 25%. Рост внутренних продаж, судя </w:t>
+      </w:r>
+      <w:r>
+        <w:rPr>
+          <w:rFonts w:ascii="Times New Roman" w:hAnsi="Times New Roman" w:cs="Times New Roman"/>
+          <w:sz w:val="28"/>
+          <w:szCs w:val="28"/>
+          <w:lang w:val="ru-RU"/>
+        </w:rPr>
+        <w:lastRenderedPageBreak/>
+        <w:t>по отчетной динамике, способен частично компенсировать снижение экспортной выручки, хотя степень такой компенсации зависит от ценовой эластичности внутреннего рынка и от инвестиционной активности ключевых потребляющих отраслей. В целом показатели отражают сохранение конкурентоспособности в условиях адаптации к внешним ограничениям</w:t>
       </w:r>
       <w:r>
         <w:rPr>
@@ -12963,8 +12987,17 @@
           <w:szCs w:val="28"/>
           <w:lang w:val="ru-RU"/>
         </w:rPr>
+        <w:t xml:space="preserve">Анализ ликвидности и платежеспособности: На фоне сокращения свободных денежных потоков, обусловленного снижением мировых цен на корзину цветных металлов и перестройкой логистических цепочек, коэффициент текущей ликвидности снизился до 1,2–1,3. Такой уровень в целом может рассматриваться как приемлемый для непрерывной </w:t>
+      </w:r>
+      <w:r>
+        <w:rPr>
+          <w:rFonts w:ascii="Times New Roman" w:hAnsi="Times New Roman" w:cs="Times New Roman"/>
+          <w:sz w:val="28"/>
+          <w:szCs w:val="28"/>
+          <w:lang w:val="ru-RU"/>
+        </w:rPr>
         <w:lastRenderedPageBreak/>
-        <w:t>Анализ ликвидности и платежеспособности: На фоне сокращения свободных денежных потоков, обусловленного снижением мировых цен на корзину цветных металлов и перестройкой логистических цепочек, коэффициент текущей ликвидности снизился до 1,2–1,3. Такой уровень в целом может рассматриваться как приемлемый для непрерывной операционной деятельности, однако запас финансовой прочности становится менее выраженным по сравнению с крупнейшими предприятиями черной металлургии. В данном контексте усиливается значимость доступа к рынкам капитала и качества управления оборотным капиталом.</w:t>
+        <w:t>операционной деятельности, однако запас финансовой прочности становится менее выраженным по сравнению с крупнейшими предприятиями черной металлургии. В данном контексте усиливается значимость доступа к рынкам капитала и качества управления оборотным капиталом.</w:t>
       </w:r>
     </w:p>
     <w:p>
@@ -13035,17 +13068,7 @@
           <w:szCs w:val="28"/>
           <w:lang w:val="ru-RU"/>
         </w:rPr>
-        <w:t xml:space="preserve">Оценка риска банкротства: Долговая нагрузка увеличилась в связи с прохождением инвестиционного цикла и обновлением основных фондов. Соотношение «Чистый долг / EBITDA» выросло до 1,2x, что само по себе остается в рамках умеренных значений, но указывает на снижение финансовой свободы по сравнению с периодами сверхконсервативного баланса. Дискриминантные модели не сигнализируют о высокой вероятности несостоятельности, однако текущая фаза повышенных CAPEX объективно сокращает краткосрочную инвестиционную привлекательность для </w:t>
-      </w:r>
-      <w:r>
-        <w:rPr>
-          <w:rFonts w:ascii="Times New Roman" w:hAnsi="Times New Roman" w:cs="Times New Roman"/>
-          <w:sz w:val="28"/>
-          <w:szCs w:val="28"/>
-          <w:lang w:val="ru-RU"/>
-        </w:rPr>
-        <w:lastRenderedPageBreak/>
-        <w:t>портфеля, ориентированного на устойчивую динамику стоимости чистых активов.</w:t>
+        <w:t>Оценка риска банкротства: Долговая нагрузка увеличилась в связи с прохождением инвестиционного цикла и обновлением основных фондов. Соотношение «Чистый долг / EBITDA» выросло до 1,2x, что само по себе остается в рамках умеренных значений, но указывает на снижение финансовой свободы по сравнению с периодами сверхконсервативного баланса. Дискриминантные модели не сигнализируют о высокой вероятности несостоятельности, однако текущая фаза повышенных CAPEX объективно сокращает краткосрочную инвестиционную привлекательность для портфеля, ориентированного на устойчивую динамику стоимости чистых активов.</w:t>
       </w:r>
     </w:p>
     <w:p>
@@ -13067,7 +13090,17 @@
           <w:szCs w:val="28"/>
           <w:lang w:val="ru-RU"/>
         </w:rPr>
-        <w:t>МКПАО «ЭН+ ГРУП» является холдинговой структурой, объединяющей электрогенерирующие активы и контрольный пакет ОК «РУСАЛ». Присутствие данного эмитента в портфеле обеспечивает экспозицию одновременно к сегменту алюминиевой промышленности и к электроэнергетике, включая компоненты относительно «чистой» генерации, что может быть интерпретировано как расширение отраслевого охвата фонда</w:t>
+        <w:t xml:space="preserve">МКПАО «ЭН+ ГРУП» является холдинговой структурой, объединяющей электрогенерирующие активы и контрольный пакет ОК «РУСАЛ». Присутствие данного эмитента в портфеле обеспечивает экспозицию одновременно к сегменту алюминиевой промышленности и к электроэнергетике, включая компоненты относительно «чистой» генерации, </w:t>
+      </w:r>
+      <w:r>
+        <w:rPr>
+          <w:rFonts w:ascii="Times New Roman" w:hAnsi="Times New Roman" w:cs="Times New Roman"/>
+          <w:sz w:val="28"/>
+          <w:szCs w:val="28"/>
+          <w:lang w:val="ru-RU"/>
+        </w:rPr>
+        <w:lastRenderedPageBreak/>
+        <w:t>что может быть интерпретировано как расширение отраслевого охвата фонда</w:t>
       </w:r>
       <w:r>
         <w:rPr>
@@ -13160,8 +13193,17 @@
           <w:szCs w:val="28"/>
           <w:lang w:val="ru-RU"/>
         </w:rPr>
+        <w:t xml:space="preserve">Оценка риска банкротства: Холдинг сохраняет повышенную долговую нагрузку, сформированную исторически. Показатель «Чистый долг / EBITDA» приблизился к 3,5x–4,0x, что в прикладных оценках часто относится к зоне повышенного риска, особенно в условиях сжатия маржи. Операционная прибыльность, по имеющимся данным, лишь с ограниченным запасом покрывает обслуживание долгового портфеля, что повышает чувствительность к росту процентных ставок, к колебаниям валютных курсов и к неблагоприятной динамике цен на алюминий. В результате присутствие </w:t>
+      </w:r>
+      <w:r>
+        <w:rPr>
+          <w:rFonts w:ascii="Times New Roman" w:hAnsi="Times New Roman" w:cs="Times New Roman"/>
+          <w:sz w:val="28"/>
+          <w:szCs w:val="28"/>
+          <w:lang w:val="ru-RU"/>
+        </w:rPr>
         <w:lastRenderedPageBreak/>
-        <w:t>Оценка риска банкротства: Холдинг сохраняет повышенную долговую нагрузку, сформированную исторически. Показатель «Чистый долг / EBITDA» приблизился к 3,5x–4,0x, что в прикладных оценках часто относится к зоне повышенного риска, особенно в условиях сжатия маржи. Операционная прибыльность, по имеющимся данным, лишь с ограниченным запасом покрывает обслуживание долгового портфеля, что повышает чувствительность к росту процентных ставок, к колебаниям валютных курсов и к неблагоприятной динамике цен на алюминий. В результате присутствие МКПАО «ЭН+ ГРУП» увеличивает восприимчивость портфеля к макроэкономическим шокам и снижает его агрегированную устойчивость.</w:t>
+        <w:t>МКПАО «ЭН+ ГРУП» увеличивает восприимчивость портфеля к макроэкономическим шокам и снижает его агрегированную устойчивость.</w:t>
       </w:r>
     </w:p>
     <w:p>
@@ -13254,7 +13296,6 @@
           <w:szCs w:val="28"/>
           <w:lang w:val="ru-RU"/>
         </w:rPr>
-        <w:lastRenderedPageBreak/>
         <w:t>Анализ рентабельности: Рост внутреннего спроса позволил поддерживать маржу по EBITDA выше 35%. ROA удерживается в диапазоне 12–15%, ROE превышает 20%, что согласуется с представлением об устойчивости бизнес-модели и о способности сохранять прибыльность при адаптации к изменению географии продаж. При этом корректная интерпретация требует учета возможных структурных сдвигов в спросе со стороны авиационной и машиностроительной отраслей, а также потенциальных ограничений на экспорт высокотехнологичной продукции</w:t>
       </w:r>
       <w:r>
@@ -13304,6 +13345,7 @@
           <w:szCs w:val="28"/>
           <w:lang w:val="ru-RU"/>
         </w:rPr>
+        <w:lastRenderedPageBreak/>
         <w:t>Оценка риска банкротства: Критическая долговая нагрузка отсутствует: заемный капитал составляет менее 35% валюты баланса. Значения Z-счета Альтмана уверенно относят предприятие к группе финансово устойчивых компаний без выраженных признаков несостоятельности. В рамках портфеля данная позиция может рассматриваться как один из устойчивых компонентов, хотя ее риск-профиль в существенной степени определяется отраслевой спецификой и чувствительностью к внешним рынкам конечного потребления.</w:t>
       </w:r>
     </w:p>
@@ -13375,7 +13417,6 @@
           <w:szCs w:val="28"/>
           <w:lang w:val="ru-RU"/>
         </w:rPr>
-        <w:lastRenderedPageBreak/>
         <w:t>Наиболее устойчивыми по совокупности показателей выглядят эмитенты черной металлургии (ПАО «Северсталь», ПАО «ММК»), а также ПАО «Корпорация ВСМПО-АВИСМА». Их профиль включает высокую рентабельность, существенные ликвидные резервы и, в ряде случаев, отрицательный чистый долг, что снижает кредитные риски и повышает устойчивость к краткосрочным шокам</w:t>
       </w:r>
       <w:r>
@@ -13425,7 +13466,17 @@
           <w:szCs w:val="28"/>
           <w:lang w:val="ru-RU"/>
         </w:rPr>
-        <w:t>Одновременно дополнительные риски в структуру портфеля вносят компании, связанные с цветной металлургией и энергетикой (МКПАО «ЭН+ ГРУП», ПАО «ГМК «Норильский никель»): здесь наблюдаются признаки давления на ликвидность, рост долговой нагрузки либо прохождение капиталоемких инвестиционных фаз. В результате портфель в текущем виде можно охарактеризовать как неоднородный по качеству: рядом с финансово устойчивыми активами присутствуют эмитенты с повышенной закредитованностью и сниженной рентабельностью, что формирует основания для обсуждения целесообразности тактической ребалансировки с учетом ограничений мандата фонда и допустимого уровня риска.</w:t>
+        <w:t xml:space="preserve">Одновременно дополнительные риски в структуру портфеля вносят компании, связанные с цветной металлургией и энергетикой (МКПАО «ЭН+ ГРУП», ПАО «ГМК «Норильский никель»): здесь наблюдаются признаки давления на ликвидность, рост долговой нагрузки либо прохождение </w:t>
+      </w:r>
+      <w:r>
+        <w:rPr>
+          <w:rFonts w:ascii="Times New Roman" w:hAnsi="Times New Roman" w:cs="Times New Roman"/>
+          <w:sz w:val="28"/>
+          <w:szCs w:val="28"/>
+          <w:lang w:val="ru-RU"/>
+        </w:rPr>
+        <w:lastRenderedPageBreak/>
+        <w:t>капиталоемких инвестиционных фаз. В результате портфель в текущем виде можно охарактеризовать как неоднородный по качеству: рядом с финансово устойчивыми активами присутствуют эмитенты с повышенной закредитованностью и сниженной рентабельностью, что формирует основания для обсуждения целесообразности тактической ребалансировки с учетом ограничений мандата фонда и допустимого уровня риска.</w:t>
       </w:r>
     </w:p>
     <w:p>
@@ -13485,17 +13536,7 @@
           <w:szCs w:val="28"/>
           <w:lang w:val="ru-RU"/>
         </w:rPr>
-        <w:t xml:space="preserve">Оценка качества инвестиционного портфеля ОПИФ РФИ «ВИМ-Металлургия» целесообразно проводить на основе специализированного математико-статистического инструментария, который позволяет сопоставлять фактически полученную фондом доходность с уровнем принимаемого совокупного риска, а также уточнять, в какой мере наблюдаемая доходность может быть объяснена особенностями структуры </w:t>
-      </w:r>
-      <w:r>
-        <w:rPr>
-          <w:rFonts w:ascii="Times New Roman" w:hAnsi="Times New Roman" w:cs="Times New Roman"/>
-          <w:sz w:val="28"/>
-          <w:szCs w:val="28"/>
-          <w:lang w:val="ru-RU"/>
-        </w:rPr>
-        <w:lastRenderedPageBreak/>
-        <w:t xml:space="preserve">портфеля, отраслевой экспозицией и </w:t>
+        <w:t xml:space="preserve">Оценка качества инвестиционного портфеля ОПИФ РФИ «ВИМ-Металлургия» целесообразно проводить на основе специализированного математико-статистического инструментария, который позволяет сопоставлять фактически полученную фондом доходность с уровнем принимаемого совокупного риска, а также уточнять, в какой мере наблюдаемая доходность может быть объяснена особенностями структуры портфеля, отраслевой экспозицией и </w:t>
       </w:r>
       <w:proofErr w:type="spellStart"/>
       <w:r>
@@ -13673,7 +13714,17 @@
           <w:szCs w:val="28"/>
           <w:lang w:val="ru-RU"/>
         </w:rPr>
-        <w:t xml:space="preserve">), рассчитываемая через стандартное отклонение доходностей. Доступные исторические наблюдения позволяют заключить, что активы металлургического и сырьевого сегментов в целом демонстрируют повышенную дисперсию, которая усиливается в периоды смены фаз сырьевого цикла и при росте неопределенности внешнего спроса. </w:t>
+        <w:t xml:space="preserve">), рассчитываемая через стандартное отклонение доходностей. Доступные исторические наблюдения позволяют заключить, что </w:t>
+      </w:r>
+      <w:r>
+        <w:rPr>
+          <w:rFonts w:ascii="Times New Roman" w:hAnsi="Times New Roman" w:cs="Times New Roman"/>
+          <w:sz w:val="28"/>
+          <w:szCs w:val="28"/>
+          <w:lang w:val="ru-RU"/>
+        </w:rPr>
+        <w:lastRenderedPageBreak/>
+        <w:t xml:space="preserve">активы металлургического и сырьевого сегментов в целом демонстрируют повышенную дисперсию, которая усиливается в периоды смены фаз сырьевого цикла и при росте неопределенности внешнего спроса. </w:t>
       </w:r>
     </w:p>
     <w:p>
@@ -13811,17 +13862,7 @@
           <w:szCs w:val="28"/>
           <w:lang w:val="ru-RU"/>
         </w:rPr>
-        <w:t xml:space="preserve">. Данное обстоятельство согласуется с цикличностью сырьевых рынков: в фазы снижения мировых цен на металлы и ухудшения ожиданий по маржинальности компаний портфель фиксирует выраженные отрицательные переоценки СЧА, а отсутствие в структуре защитных инструментов или </w:t>
-      </w:r>
-      <w:r>
-        <w:rPr>
-          <w:rFonts w:ascii="Times New Roman" w:hAnsi="Times New Roman" w:cs="Times New Roman"/>
-          <w:sz w:val="28"/>
-          <w:szCs w:val="28"/>
-          <w:lang w:val="ru-RU"/>
-        </w:rPr>
-        <w:lastRenderedPageBreak/>
-        <w:t>компенсирующих факторов (например, активов с иной чувствительностью к сырьевым ценам) не позволяет существенно ограничить глубину падения. В этом контексте максимальная просадка выступает не только как статистическая характеристика, но и как эмпирический индикатор уязвимости стратегии к неблагоприятным сценариям.</w:t>
+        <w:t>. Данное обстоятельство согласуется с цикличностью сырьевых рынков: в фазы снижения мировых цен на металлы и ухудшения ожиданий по маржинальности компаний портфель фиксирует выраженные отрицательные переоценки СЧА, а отсутствие в структуре защитных инструментов или компенсирующих факторов (например, активов с иной чувствительностью к сырьевым ценам) не позволяет существенно ограничить глубину падения. В этом контексте максимальная просадка выступает не только как статистическая характеристика, но и как эмпирический индикатор уязвимости стратегии к неблагоприятным сценариям.</w:t>
       </w:r>
     </w:p>
     <w:p>
@@ -13941,6 +13982,7 @@
           <w:szCs w:val="28"/>
           <w:lang w:val="ru-RU"/>
         </w:rPr>
+        <w:lastRenderedPageBreak/>
         <w:t>Коэффициент Шарпа (</w:t>
       </w:r>
       <w:proofErr w:type="spellStart"/>
@@ -14256,17 +14298,7 @@
           <w:szCs w:val="28"/>
           <w:lang w:val="ru-RU"/>
         </w:rPr>
-        <w:t xml:space="preserve">), его использование позволяет уточнить, насколько «неблагоприятная» часть распределения доходностей влияет на итоговую риск-скорректированную оценку. Применительно к металлургическим активам значимые нисходящие </w:t>
-      </w:r>
-      <w:r>
-        <w:rPr>
-          <w:rFonts w:ascii="Times New Roman" w:hAnsi="Times New Roman" w:cs="Times New Roman"/>
-          <w:sz w:val="28"/>
-          <w:szCs w:val="28"/>
-          <w:lang w:val="ru-RU"/>
-        </w:rPr>
-        <w:lastRenderedPageBreak/>
-        <w:t xml:space="preserve">движения котировок, обусловленные ухудшением сырьевой конъюнктуры, снижением спроса и изменением ожиданий по прибыли, указывают на повышенную вероятность эпизодов существенных потерь. В результате </w:t>
+        <w:t xml:space="preserve">), его использование позволяет уточнить, насколько «неблагоприятная» часть распределения доходностей влияет на итоговую риск-скорректированную оценку. Применительно к металлургическим активам значимые нисходящие движения котировок, обусловленные ухудшением сырьевой конъюнктуры, снижением спроса и изменением ожиданий по прибыли, указывают на повышенную вероятность эпизодов существенных потерь. В результате </w:t>
       </w:r>
       <w:proofErr w:type="spellStart"/>
       <w:r>
@@ -14444,7 +14476,17 @@
           <w:szCs w:val="28"/>
           <w:lang w:val="ru-RU"/>
         </w:rPr>
-        <w:t xml:space="preserve"> согласуются с предположением, что доходность фонда в значительной степени определяется общим движением рынка или сектора, а не устойчивым «избыточным» эффектом отбора активов. В прикладном смысле это приближает стратегию к отраслевой экспозиции, где ключевым источником результата выступает бета-эффект, а не специфическая компетенция активного управления.</w:t>
+        <w:t xml:space="preserve"> согласуются с предположением, что </w:t>
+      </w:r>
+      <w:r>
+        <w:rPr>
+          <w:rFonts w:ascii="Times New Roman" w:hAnsi="Times New Roman" w:cs="Times New Roman"/>
+          <w:sz w:val="28"/>
+          <w:szCs w:val="28"/>
+          <w:lang w:val="ru-RU"/>
+        </w:rPr>
+        <w:lastRenderedPageBreak/>
+        <w:t>доходность фонда в значительной степени определяется общим движением рынка или сектора, а не устойчивым «избыточным» эффектом отбора активов. В прикладном смысле это приближает стратегию к отраслевой экспозиции, где ключевым источником результата выступает бета-эффект, а не специфическая компетенция активного управления.</w:t>
       </w:r>
     </w:p>
     <w:p>
@@ -14653,17 +14695,7 @@
           <w:szCs w:val="28"/>
           <w:lang w:val="ru-RU"/>
         </w:rPr>
-        <w:t xml:space="preserve">), ориентированная на оценку способности управляющего формировать результат сверх того, что объясняется систематическим риском, для данного фонда оказывается </w:t>
-      </w:r>
-      <w:r>
-        <w:rPr>
-          <w:rFonts w:ascii="Times New Roman" w:hAnsi="Times New Roman" w:cs="Times New Roman"/>
-          <w:sz w:val="28"/>
-          <w:szCs w:val="28"/>
-          <w:lang w:val="ru-RU"/>
-        </w:rPr>
-        <w:lastRenderedPageBreak/>
-        <w:t xml:space="preserve">близкой к нулю с учетом комиссионных издержек. Это позволяет трактовать вклад активного управления как статистически и экономически ограниченный: дополнительные эффекты </w:t>
+        <w:t xml:space="preserve">), ориентированная на оценку способности управляющего формировать результат сверх того, что объясняется систематическим риском, для данного фонда оказывается близкой к нулю с учетом комиссионных издержек. Это позволяет трактовать вклад активного управления как статистически и экономически ограниченный: дополнительные эффекты </w:t>
       </w:r>
       <w:proofErr w:type="spellStart"/>
       <w:r>
@@ -14827,7 +14859,17 @@
           <w:szCs w:val="28"/>
           <w:lang w:val="ru-RU"/>
         </w:rPr>
-        <w:t>тся на высоком уровне (свыше 90%), что означает: более 90</w:t>
+        <w:t xml:space="preserve">тся на </w:t>
+      </w:r>
+      <w:r>
+        <w:rPr>
+          <w:rFonts w:ascii="Times New Roman" w:hAnsi="Times New Roman" w:cs="Times New Roman"/>
+          <w:sz w:val="28"/>
+          <w:szCs w:val="28"/>
+          <w:lang w:val="ru-RU"/>
+        </w:rPr>
+        <w:lastRenderedPageBreak/>
+        <w:t>высоком уровне (свыше 90%), что означает: более 90</w:t>
       </w:r>
       <w:r>
         <w:rPr>
@@ -15062,17 +15104,7 @@
           <w:szCs w:val="28"/>
           <w:lang w:val="ru-RU"/>
         </w:rPr>
-        <w:t xml:space="preserve">В терминах портфельной теории это означает, что инвестор получает экспозицию к сектору с выраженной цикличностью, однако компенсация за концентрацию и высокую чувствительность к внешним шокам не выглядит </w:t>
-      </w:r>
-      <w:r>
-        <w:rPr>
-          <w:rFonts w:ascii="Times New Roman" w:hAnsi="Times New Roman" w:cs="Times New Roman"/>
-          <w:sz w:val="28"/>
-          <w:szCs w:val="28"/>
-          <w:lang w:val="ru-RU"/>
-        </w:rPr>
-        <w:lastRenderedPageBreak/>
-        <w:t>достаточной при сопоставлении с альтернативами, имеющими более сбалансированный профиль риска.</w:t>
+        <w:t>В терминах портфельной теории это означает, что инвестор получает экспозицию к сектору с выраженной цикличностью, однако компенсация за концентрацию и высокую чувствительность к внешним шокам не выглядит достаточной при сопоставлении с альтернативами, имеющими более сбалансированный профиль риска.</w:t>
       </w:r>
     </w:p>
     <w:p>
@@ -15116,7 +15148,17 @@
           <w:szCs w:val="28"/>
           <w:lang w:val="ru-RU"/>
         </w:rPr>
-        <w:t>В совокупности это подчеркивает важность интеграции классических портфельных метрик с процедурами фундаментальной диагностики: статистические показатели демонстрируют характер риска и степень «</w:t>
+        <w:t xml:space="preserve">В совокупности это подчеркивает важность интеграции классических портфельных метрик с процедурами фундаментальной диагностики: статистические показатели демонстрируют характер риска и степень </w:t>
+      </w:r>
+      <w:r>
+        <w:rPr>
+          <w:rFonts w:ascii="Times New Roman" w:hAnsi="Times New Roman" w:cs="Times New Roman"/>
+          <w:sz w:val="28"/>
+          <w:szCs w:val="28"/>
+          <w:lang w:val="ru-RU"/>
+        </w:rPr>
+        <w:lastRenderedPageBreak/>
+        <w:t>«</w:t>
       </w:r>
       <w:proofErr w:type="spellStart"/>
       <w:r>
@@ -16369,7 +16411,7 @@
           <w:szCs w:val="28"/>
           <w:lang w:val="ru-RU"/>
         </w:rPr>
-        <w:t xml:space="preserve">), существенно обогнав пассивный </w:t>
+        <w:t xml:space="preserve">), существенно обогнав пассивный отраслевой бенчмарк по </w:t>
       </w:r>
       <w:r>
         <w:rPr>
@@ -16380,7 +16422,7 @@
           <w:lang w:val="ru-RU"/>
         </w:rPr>
         <w:lastRenderedPageBreak/>
-        <w:t>отраслевой бенчмарк по показателям чистой доходности за вычетом инфраструктурных комиссий</w:t>
+        <w:t>показателям чистой доходности за вычетом инфраструктурных комиссий</w:t>
       </w:r>
       <w:r>
         <w:rPr>
@@ -19315,8 +19357,18 @@
           <w:szCs w:val="28"/>
           <w:lang w:val="ru-RU"/>
         </w:rPr>
+        <w:t xml:space="preserve">снизить общее стандартное </w:t>
+      </w:r>
+      <w:r>
+        <w:rPr>
+          <w:rFonts w:ascii="Times New Roman" w:hAnsi="Times New Roman" w:cs="Times New Roman"/>
+          <w:color w:val="000000" w:themeColor="text1"/>
+          <w:sz w:val="28"/>
+          <w:szCs w:val="28"/>
+          <w:lang w:val="ru-RU"/>
+        </w:rPr>
         <w:lastRenderedPageBreak/>
-        <w:t>снизить общее стандартное отклонение портфеля, нивелируя значительную долю несистематического риска без потери доходности</w:t>
+        <w:t>отклонение портфеля, нивелируя значительную долю несистематического риска без потери доходности</w:t>
       </w:r>
       <w:r>
         <w:rPr>
@@ -28437,7 +28489,7 @@
 </file>
 
 <file path=customXml/itemProps1.xml><?xml version="1.0" encoding="utf-8"?>
-<ds:datastoreItem xmlns:ds="http://schemas.openxmlformats.org/officeDocument/2006/customXml" ds:itemID="{ACCA9FA8-4988-4E5D-B046-8101C10E752E}">
+<ds:datastoreItem xmlns:ds="http://schemas.openxmlformats.org/officeDocument/2006/customXml" ds:itemID="{90ED3994-FCB1-4162-ADDD-4060F3664A8C}">
   <ds:schemaRefs>
     <ds:schemaRef ds:uri="http://schemas.openxmlformats.org/officeDocument/2006/bibliography"/>
   </ds:schemaRefs>
